--- a/日志管理系统接口文档.docx
+++ b/日志管理系统接口文档.docx
@@ -26,49 +26,37 @@
     </w:p>
     <w:p>
       <w:pPr>
+        <w:ind w:right="220"/>
         <w:jc w:val="right"/>
-      </w:pPr>
-      <w:r>
-        <w:rPr>
-          <w:rFonts w:hint="eastAsia"/>
-        </w:rPr>
-        <w:t>--</w:t>
-      </w:r>
-      <w:proofErr w:type="gramStart"/>
-      <w:r>
-        <w:rPr>
-          <w:rFonts w:hint="eastAsia"/>
-        </w:rPr>
-        <w:t>雷鹏辉</w:t>
-      </w:r>
-      <w:proofErr w:type="gramEnd"/>
+        <w:rPr>
+          <w:rFonts w:hint="eastAsia"/>
+        </w:rPr>
+      </w:pPr>
     </w:p>
     <w:p>
       <w:pPr>
         <w:jc w:val="right"/>
-      </w:pPr>
-      <w:r>
-        <w:rPr>
-          <w:rFonts w:hint="eastAsia"/>
-        </w:rPr>
-        <w:t>--梁玉昆</w:t>
-      </w:r>
-    </w:p>
-    <w:p>
-      <w:pPr>
+        <w:rPr>
+          <w:rFonts w:hint="eastAsia"/>
+        </w:rPr>
+      </w:pPr>
+    </w:p>
+    <w:p>
+      <w:pPr>
+        <w:ind w:right="440"/>
         <w:jc w:val="right"/>
         <w:rPr>
           <w:rFonts w:hint="eastAsia"/>
         </w:rPr>
       </w:pPr>
-      <w:r>
-        <w:rPr>
-          <w:rFonts w:hint="eastAsia"/>
-        </w:rPr>
-        <w:t>--杨锦露</w:t>
-      </w:r>
-    </w:p>
-    <w:p/>
+    </w:p>
+    <w:p>
+      <w:pPr>
+        <w:rPr>
+          <w:rFonts w:hint="eastAsia"/>
+        </w:rPr>
+      </w:pPr>
+    </w:p>
     <w:p>
       <w:pPr>
         <w:rPr>
@@ -3782,6 +3770,11 @@
       </w:r>
     </w:p>
     <w:p>
+      <w:pPr>
+        <w:rPr>
+          <w:rFonts w:hint="eastAsia"/>
+        </w:rPr>
+      </w:pPr>
       <w:r>
         <w:rPr>
           <w:rFonts w:hint="eastAsia"/>
